--- a/docs/訊號增準計畫.docx
+++ b/docs/訊號增準計畫.docx
@@ -8,8 +8,8 @@
       </w:pPr>
       <w:r>
         <w:rPr>
-          <w:rFonts w:ascii="Microsoft JhengHei" w:hAnsi="Microsoft JhengHei" w:eastAsia="微軟正黑體"/>
-          <w:b/>
+          <w:rFonts w:eastAsia="微軟正黑體"/>
+          <w:b w:val="0"/>
         </w:rPr>
         <w:t>訊號增準計畫（規則式）</w:t>
       </w:r>
@@ -20,10 +20,14 @@
       </w:pPr>
       <w:r>
         <w:rPr>
-          <w:rFonts w:ascii="Microsoft JhengHei" w:hAnsi="Microsoft JhengHei" w:eastAsia="微軟正黑體"/>
+          <w:color w:val="888888"/>
+        </w:rPr>
+        <w:t xml:space="preserve">▍ </w:t>
+      </w:r>
+      <w:r>
+        <w:rPr>
+          <w:rFonts w:eastAsia="微軟正黑體"/>
           <w:b w:val="0"/>
-          <w:i/>
-          <w:color w:val="445566"/>
         </w:rPr>
         <w:t>版本：v2（2026-07-02 改寫為白話版）</w:t>
       </w:r>
@@ -34,19 +38,21 @@
       </w:pPr>
       <w:r>
         <w:rPr>
-          <w:rFonts w:ascii="Microsoft JhengHei" w:hAnsi="Microsoft JhengHei" w:eastAsia="微軟正黑體"/>
+          <w:color w:val="888888"/>
+        </w:rPr>
+        <w:t xml:space="preserve">▍ </w:t>
+      </w:r>
+      <w:r>
+        <w:rPr>
+          <w:rFonts w:eastAsia="微軟正黑體"/>
           <w:b w:val="0"/>
-          <w:i/>
-          <w:color w:val="445566"/>
         </w:rPr>
         <w:t>狀態：</w:t>
       </w:r>
       <w:r>
         <w:rPr>
-          <w:rFonts w:ascii="Microsoft JhengHei" w:hAnsi="Microsoft JhengHei" w:eastAsia="微軟正黑體"/>
+          <w:rFonts w:eastAsia="微軟正黑體"/>
           <w:b/>
-          <w:i/>
-          <w:color w:val="445566"/>
         </w:rPr>
         <w:t>等你說「開始」就動工</w:t>
       </w:r>
@@ -57,12 +63,24 @@
       </w:pPr>
       <w:r>
         <w:rPr>
-          <w:rFonts w:ascii="Microsoft JhengHei" w:hAnsi="Microsoft JhengHei" w:eastAsia="微軟正黑體"/>
+          <w:color w:val="888888"/>
+        </w:rPr>
+        <w:t xml:space="preserve">▍ </w:t>
+      </w:r>
+      <w:r>
+        <w:rPr>
+          <w:rFonts w:eastAsia="微軟正黑體"/>
           <w:b w:val="0"/>
-          <w:i/>
-          <w:color w:val="445566"/>
         </w:rPr>
         <w:t>一句話：現在的訊號經檢驗「不準」，這份計畫分五步把它修到「可驗證的準」。</w:t>
+      </w:r>
+    </w:p>
+    <w:p>
+      <w:r>
+        <w:rPr>
+          <w:color w:val="CCCCCC"/>
+        </w:rPr>
+        <w:t>──────────────────────────────</w:t>
       </w:r>
     </w:p>
     <w:p>
@@ -71,8 +89,8 @@
       </w:pPr>
       <w:r>
         <w:rPr>
-          <w:rFonts w:ascii="Microsoft JhengHei" w:hAnsi="Microsoft JhengHei" w:eastAsia="微軟正黑體"/>
-          <w:b/>
+          <w:rFonts w:eastAsia="微軟正黑體"/>
+          <w:b w:val="0"/>
         </w:rPr>
         <w:t>第一部分：白話版（5 分鐘看懂）</w:t>
       </w:r>
@@ -83,7 +101,7 @@
       </w:pPr>
       <w:r>
         <w:rPr>
-          <w:rFonts w:ascii="Microsoft JhengHei" w:hAnsi="Microsoft JhengHei" w:eastAsia="微軟正黑體"/>
+          <w:rFonts w:eastAsia="微軟正黑體"/>
           <w:b w:val="0"/>
         </w:rPr>
         <w:t>現在的問題是什麼？</w:t>
@@ -92,7 +110,7 @@
     <w:p>
       <w:r>
         <w:rPr>
-          <w:rFonts w:ascii="Microsoft JhengHei" w:hAnsi="Microsoft JhengHei" w:eastAsia="微軟正黑體"/>
+          <w:rFonts w:eastAsia="微軟正黑體"/>
           <w:b w:val="0"/>
         </w:rPr>
         <w:t>我們給每顆幣打的「信心分數」（0~100，越高越看多），拿歷史資料考試的結果：</w:t>
@@ -104,10 +122,14 @@
       </w:pPr>
       <w:r>
         <w:rPr>
-          <w:rFonts w:ascii="Microsoft JhengHei" w:hAnsi="Microsoft JhengHei" w:eastAsia="微軟正黑體"/>
+          <w:color w:val="888888"/>
+        </w:rPr>
+        <w:t xml:space="preserve">▍ </w:t>
+      </w:r>
+      <w:r>
+        <w:rPr>
+          <w:rFonts w:eastAsia="微軟正黑體"/>
           <w:b/>
-          <w:i/>
-          <w:color w:val="445566"/>
         </w:rPr>
         <w:t>聽它的話買，5 天後賺錢的機率是 45.2%；閉著眼睛隨便買，是 47.4%。</w:t>
       </w:r>
@@ -118,10 +140,14 @@
       </w:pPr>
       <w:r>
         <w:rPr>
-          <w:rFonts w:ascii="Microsoft JhengHei" w:hAnsi="Microsoft JhengHei" w:eastAsia="微軟正黑體"/>
+          <w:color w:val="888888"/>
+        </w:rPr>
+        <w:t xml:space="preserve">▍ </w:t>
+      </w:r>
+      <w:r>
+        <w:rPr>
+          <w:rFonts w:eastAsia="微軟正黑體"/>
           <w:b w:val="0"/>
-          <w:i/>
-          <w:color w:val="445566"/>
         </w:rPr>
         <w:t>也就是說——它比丟銅板還差一點點。</w:t>
       </w:r>
@@ -129,7 +155,7 @@
     <w:p>
       <w:r>
         <w:rPr>
-          <w:rFonts w:ascii="Microsoft JhengHei" w:hAnsi="Microsoft JhengHei" w:eastAsia="微軟正黑體"/>
+          <w:rFonts w:eastAsia="微軟正黑體"/>
           <w:b w:val="0"/>
         </w:rPr>
         <w:t>為什麼會這樣？拆開看 6 個計分因子，抓到三個「幫倒忙」的：</w:t>
@@ -154,16 +180,15 @@
           <w:p>
             <w:r>
               <w:rPr>
-                <w:rFonts w:ascii="Microsoft JhengHei" w:hAnsi="Microsoft JhengHei" w:eastAsia="微軟正黑體"/>
                 <w:b/>
-                <w:sz w:val="19"/>
+                <w:sz w:val="18"/>
               </w:rPr>
             </w:r>
             <w:r>
               <w:rPr>
-                <w:rFonts w:ascii="Microsoft JhengHei" w:hAnsi="Microsoft JhengHei" w:eastAsia="微軟正黑體"/>
+                <w:rFonts w:eastAsia="微軟正黑體"/>
                 <w:b/>
-                <w:sz w:val="19"/>
+                <w:sz w:val="18"/>
               </w:rPr>
               <w:t>因子</w:t>
             </w:r>
@@ -176,16 +201,15 @@
           <w:p>
             <w:r>
               <w:rPr>
-                <w:rFonts w:ascii="Microsoft JhengHei" w:hAnsi="Microsoft JhengHei" w:eastAsia="微軟正黑體"/>
                 <w:b/>
-                <w:sz w:val="19"/>
+                <w:sz w:val="18"/>
               </w:rPr>
             </w:r>
             <w:r>
               <w:rPr>
-                <w:rFonts w:ascii="Microsoft JhengHei" w:hAnsi="Microsoft JhengHei" w:eastAsia="微軟正黑體"/>
+                <w:rFonts w:eastAsia="微軟正黑體"/>
                 <w:b/>
-                <w:sz w:val="19"/>
+                <w:sz w:val="18"/>
               </w:rPr>
               <w:t>它的邏輯</w:t>
             </w:r>
@@ -198,16 +222,15 @@
           <w:p>
             <w:r>
               <w:rPr>
-                <w:rFonts w:ascii="Microsoft JhengHei" w:hAnsi="Microsoft JhengHei" w:eastAsia="微軟正黑體"/>
                 <w:b/>
-                <w:sz w:val="19"/>
+                <w:sz w:val="18"/>
               </w:rPr>
             </w:r>
             <w:r>
               <w:rPr>
-                <w:rFonts w:ascii="Microsoft JhengHei" w:hAnsi="Microsoft JhengHei" w:eastAsia="微軟正黑體"/>
+                <w:rFonts w:eastAsia="微軟正黑體"/>
                 <w:b/>
-                <w:sz w:val="19"/>
+                <w:sz w:val="18"/>
               </w:rPr>
               <w:t>為什麼錯</w:t>
             </w:r>
@@ -222,15 +245,14 @@
           <w:p>
             <w:r>
               <w:rPr>
-                <w:rFonts w:ascii="Microsoft JhengHei" w:hAnsi="Microsoft JhengHei" w:eastAsia="微軟正黑體"/>
-                <w:sz w:val="19"/>
+                <w:sz w:val="18"/>
               </w:rPr>
             </w:r>
             <w:r>
               <w:rPr>
-                <w:rFonts w:ascii="Microsoft JhengHei" w:hAnsi="Microsoft JhengHei" w:eastAsia="微軟正黑體"/>
+                <w:rFonts w:eastAsia="微軟正黑體"/>
                 <w:b w:val="0"/>
-                <w:sz w:val="19"/>
+                <w:sz w:val="18"/>
               </w:rPr>
               <w:t>RSI</w:t>
             </w:r>
@@ -243,15 +265,14 @@
           <w:p>
             <w:r>
               <w:rPr>
-                <w:rFonts w:ascii="Microsoft JhengHei" w:hAnsi="Microsoft JhengHei" w:eastAsia="微軟正黑體"/>
-                <w:sz w:val="19"/>
+                <w:sz w:val="18"/>
               </w:rPr>
             </w:r>
             <w:r>
               <w:rPr>
-                <w:rFonts w:ascii="Microsoft JhengHei" w:hAnsi="Microsoft JhengHei" w:eastAsia="微軟正黑體"/>
+                <w:rFonts w:eastAsia="微軟正黑體"/>
                 <w:b w:val="0"/>
-                <w:sz w:val="19"/>
+                <w:sz w:val="18"/>
               </w:rPr>
               <w:t>「跌多了會反彈」→ 跌深加分</w:t>
             </w:r>
@@ -264,23 +285,22 @@
           <w:p>
             <w:r>
               <w:rPr>
-                <w:rFonts w:ascii="Microsoft JhengHei" w:hAnsi="Microsoft JhengHei" w:eastAsia="微軟正黑體"/>
-                <w:sz w:val="19"/>
+                <w:sz w:val="18"/>
               </w:rPr>
             </w:r>
             <w:r>
               <w:rPr>
-                <w:rFonts w:ascii="Microsoft JhengHei" w:hAnsi="Microsoft JhengHei" w:eastAsia="微軟正黑體"/>
+                <w:rFonts w:eastAsia="微軟正黑體"/>
                 <w:b w:val="0"/>
-                <w:sz w:val="19"/>
+                <w:sz w:val="18"/>
               </w:rPr>
               <w:t>幣市一跌常常繼續跌，這叫</w:t>
             </w:r>
             <w:r>
               <w:rPr>
-                <w:rFonts w:ascii="Microsoft JhengHei" w:hAnsi="Microsoft JhengHei" w:eastAsia="微軟正黑體"/>
+                <w:rFonts w:eastAsia="微軟正黑體"/>
                 <w:b/>
-                <w:sz w:val="19"/>
+                <w:sz w:val="18"/>
               </w:rPr>
               <w:t>接刀</w:t>
             </w:r>
@@ -295,15 +315,14 @@
           <w:p>
             <w:r>
               <w:rPr>
-                <w:rFonts w:ascii="Microsoft JhengHei" w:hAnsi="Microsoft JhengHei" w:eastAsia="微軟正黑體"/>
-                <w:sz w:val="19"/>
+                <w:sz w:val="18"/>
               </w:rPr>
             </w:r>
             <w:r>
               <w:rPr>
-                <w:rFonts w:ascii="Microsoft JhengHei" w:hAnsi="Microsoft JhengHei" w:eastAsia="微軟正黑體"/>
+                <w:rFonts w:eastAsia="微軟正黑體"/>
                 <w:b w:val="0"/>
-                <w:sz w:val="19"/>
+                <w:sz w:val="18"/>
               </w:rPr>
               <w:t>布林通道</w:t>
             </w:r>
@@ -316,15 +335,14 @@
           <w:p>
             <w:r>
               <w:rPr>
-                <w:rFonts w:ascii="Microsoft JhengHei" w:hAnsi="Microsoft JhengHei" w:eastAsia="微軟正黑體"/>
-                <w:sz w:val="19"/>
+                <w:sz w:val="18"/>
               </w:rPr>
             </w:r>
             <w:r>
               <w:rPr>
-                <w:rFonts w:ascii="Microsoft JhengHei" w:hAnsi="Microsoft JhengHei" w:eastAsia="微軟正黑體"/>
+                <w:rFonts w:eastAsia="微軟正黑體"/>
                 <w:b w:val="0"/>
-                <w:sz w:val="19"/>
+                <w:sz w:val="18"/>
               </w:rPr>
               <w:t>「跌破下軌算超賣」→ 加分</w:t>
             </w:r>
@@ -337,15 +355,14 @@
           <w:p>
             <w:r>
               <w:rPr>
-                <w:rFonts w:ascii="Microsoft JhengHei" w:hAnsi="Microsoft JhengHei" w:eastAsia="微軟正黑體"/>
-                <w:sz w:val="19"/>
+                <w:sz w:val="18"/>
               </w:rPr>
             </w:r>
             <w:r>
               <w:rPr>
-                <w:rFonts w:ascii="Microsoft JhengHei" w:hAnsi="Microsoft JhengHei" w:eastAsia="微軟正黑體"/>
+                <w:rFonts w:eastAsia="微軟正黑體"/>
                 <w:b w:val="0"/>
-                <w:sz w:val="19"/>
+                <w:sz w:val="18"/>
               </w:rPr>
               <w:t>同上，接刀</w:t>
             </w:r>
@@ -360,15 +377,14 @@
           <w:p>
             <w:r>
               <w:rPr>
-                <w:rFonts w:ascii="Microsoft JhengHei" w:hAnsi="Microsoft JhengHei" w:eastAsia="微軟正黑體"/>
-                <w:sz w:val="19"/>
+                <w:sz w:val="18"/>
               </w:rPr>
             </w:r>
             <w:r>
               <w:rPr>
-                <w:rFonts w:ascii="Microsoft JhengHei" w:hAnsi="Microsoft JhengHei" w:eastAsia="微軟正黑體"/>
+                <w:rFonts w:eastAsia="微軟正黑體"/>
                 <w:b w:val="0"/>
-                <w:sz w:val="19"/>
+                <w:sz w:val="18"/>
               </w:rPr>
               <w:t>均線排列</w:t>
             </w:r>
@@ -381,15 +397,14 @@
           <w:p>
             <w:r>
               <w:rPr>
-                <w:rFonts w:ascii="Microsoft JhengHei" w:hAnsi="Microsoft JhengHei" w:eastAsia="微軟正黑體"/>
-                <w:sz w:val="19"/>
+                <w:sz w:val="18"/>
               </w:rPr>
             </w:r>
             <w:r>
               <w:rPr>
-                <w:rFonts w:ascii="Microsoft JhengHei" w:hAnsi="Microsoft JhengHei" w:eastAsia="微軟正黑體"/>
+                <w:rFonts w:eastAsia="微軟正黑體"/>
                 <w:b w:val="0"/>
-                <w:sz w:val="19"/>
+                <w:sz w:val="18"/>
               </w:rPr>
               <w:t>「排成多頭了」→ 加分</w:t>
             </w:r>
@@ -402,23 +417,22 @@
           <w:p>
             <w:r>
               <w:rPr>
-                <w:rFonts w:ascii="Microsoft JhengHei" w:hAnsi="Microsoft JhengHei" w:eastAsia="微軟正黑體"/>
-                <w:sz w:val="19"/>
+                <w:sz w:val="18"/>
               </w:rPr>
             </w:r>
             <w:r>
               <w:rPr>
-                <w:rFonts w:ascii="Microsoft JhengHei" w:hAnsi="Microsoft JhengHei" w:eastAsia="微軟正黑體"/>
+                <w:rFonts w:eastAsia="微軟正黑體"/>
                 <w:b w:val="0"/>
-                <w:sz w:val="19"/>
+                <w:sz w:val="18"/>
               </w:rPr>
               <w:t>等排好隊，行情已走完一段，這叫</w:t>
             </w:r>
             <w:r>
               <w:rPr>
-                <w:rFonts w:ascii="Microsoft JhengHei" w:hAnsi="Microsoft JhengHei" w:eastAsia="微軟正黑體"/>
+                <w:rFonts w:eastAsia="微軟正黑體"/>
                 <w:b/>
-                <w:sz w:val="19"/>
+                <w:sz w:val="18"/>
               </w:rPr>
               <w:t>追高</w:t>
             </w:r>
@@ -430,14 +444,14 @@
     <w:p>
       <w:r>
         <w:rPr>
-          <w:rFonts w:ascii="Microsoft JhengHei" w:hAnsi="Microsoft JhengHei" w:eastAsia="微軟正黑體"/>
+          <w:rFonts w:eastAsia="微軟正黑體"/>
           <w:b w:val="0"/>
         </w:rPr>
         <w:t>一句話總結病因：</w:t>
       </w:r>
       <w:r>
         <w:rPr>
-          <w:rFonts w:ascii="Microsoft JhengHei" w:hAnsi="Microsoft JhengHei" w:eastAsia="微軟正黑體"/>
+          <w:rFonts w:eastAsia="微軟正黑體"/>
           <w:b/>
         </w:rPr>
         <w:t>用「會回到平均」的邏輯，去玩一個「漲就繼續漲、跌就繼續跌」的市場。</w:t>
@@ -449,7 +463,7 @@
       </w:pPr>
       <w:r>
         <w:rPr>
-          <w:rFonts w:ascii="Microsoft JhengHei" w:hAnsi="Microsoft JhengHei" w:eastAsia="微軟正黑體"/>
+          <w:rFonts w:eastAsia="微軟正黑體"/>
           <w:b w:val="0"/>
         </w:rPr>
         <w:t>好消息：我們手上已經有一套「考試及格」的策略</w:t>
@@ -458,73 +472,71 @@
     <w:p>
       <w:r>
         <w:rPr>
-          <w:rFonts w:ascii="Microsoft JhengHei" w:hAnsi="Microsoft JhengHei" w:eastAsia="微軟正黑體"/>
+          <w:rFonts w:eastAsia="微軟正黑體"/>
           <w:b w:val="0"/>
         </w:rPr>
         <w:t>後台有一套「防禦型跨幣動量策略」，邏輯超簡單：</w:t>
       </w:r>
     </w:p>
     <w:p>
-      <w:pPr>
-        <w:pStyle w:val="ListNumber"/>
-      </w:pPr>
       <w:r>
         <w:rPr>
-          <w:rFonts w:ascii="Microsoft JhengHei" w:hAnsi="Microsoft JhengHei" w:eastAsia="微軟正黑體"/>
+          <w:rFonts w:eastAsia="微軟正黑體"/>
+          <w:b w:val="0"/>
+        </w:rPr>
+        <w:t xml:space="preserve">1. </w:t>
+      </w:r>
+      <w:r>
+        <w:rPr>
+          <w:rFonts w:eastAsia="微軟正黑體"/>
           <w:b/>
         </w:rPr>
         <w:t>BTC 在 100 日均線之上才進場</w:t>
       </w:r>
       <w:r>
         <w:rPr>
-          <w:rFonts w:ascii="Microsoft JhengHei" w:hAnsi="Microsoft JhengHei" w:eastAsia="微軟正黑體"/>
+          <w:rFonts w:eastAsia="微軟正黑體"/>
           <w:b w:val="0"/>
         </w:rPr>
         <w:t>（= 大盤天氣好才出門）</w:t>
       </w:r>
     </w:p>
     <w:p>
-      <w:pPr>
-        <w:pStyle w:val="ListNumber"/>
-      </w:pPr>
       <w:r>
         <w:rPr>
-          <w:rFonts w:ascii="Microsoft JhengHei" w:hAnsi="Microsoft JhengHei" w:eastAsia="微軟正黑體"/>
+          <w:rFonts w:eastAsia="微軟正黑體"/>
           <w:b w:val="0"/>
         </w:rPr>
-        <w:t>買</w:t>
+        <w:t>2. 買</w:t>
       </w:r>
       <w:r>
         <w:rPr>
-          <w:rFonts w:ascii="Microsoft JhengHei" w:hAnsi="Microsoft JhengHei" w:eastAsia="微軟正黑體"/>
+          <w:rFonts w:eastAsia="微軟正黑體"/>
           <w:b/>
         </w:rPr>
         <w:t>最近 30 天漲最兇的前 5 名</w:t>
       </w:r>
       <w:r>
         <w:rPr>
-          <w:rFonts w:ascii="Microsoft JhengHei" w:hAnsi="Microsoft JhengHei" w:eastAsia="微軟正黑體"/>
+          <w:rFonts w:eastAsia="微軟正黑體"/>
           <w:b w:val="0"/>
         </w:rPr>
         <w:t>（= 跟著強者走，不接刀）</w:t>
       </w:r>
     </w:p>
     <w:p>
-      <w:pPr>
-        <w:pStyle w:val="ListNumber"/>
-      </w:pPr>
       <w:r>
         <w:rPr>
-          <w:rFonts w:ascii="Microsoft JhengHei" w:hAnsi="Microsoft JhengHei" w:eastAsia="微軟正黑體"/>
+          <w:rFonts w:eastAsia="微軟正黑體"/>
           <w:b w:val="0"/>
         </w:rPr>
-        <w:t>控制整體波動、定期換倉</w:t>
+        <w:t>3. 控制整體波動、定期換倉</w:t>
       </w:r>
     </w:p>
     <w:p>
       <w:r>
         <w:rPr>
-          <w:rFonts w:ascii="Microsoft JhengHei" w:hAnsi="Microsoft JhengHei" w:eastAsia="微軟正黑體"/>
+          <w:rFonts w:eastAsia="微軟正黑體"/>
           <w:b w:val="0"/>
         </w:rPr>
         <w:t>它通過了回測與樣本外驗證，但目前只有管理者在後台看得到，一般使用者看不到。</w:t>
@@ -536,7 +548,7 @@
       </w:pPr>
       <w:r>
         <w:rPr>
-          <w:rFonts w:ascii="Microsoft JhengHei" w:hAnsi="Microsoft JhengHei" w:eastAsia="微軟正黑體"/>
+          <w:rFonts w:eastAsia="微軟正黑體"/>
           <w:b w:val="0"/>
         </w:rPr>
         <w:t>所以計畫就是三件事</w:t>
@@ -544,51 +556,46 @@
     </w:p>
     <w:p>
       <w:pPr>
-        <w:spacing w:after="0"/>
-        <w:ind w:left="340"/>
+        <w:spacing w:after="80"/>
+        <w:ind w:left="170"/>
       </w:pPr>
       <w:r>
         <w:rPr>
           <w:rFonts w:ascii="Consolas" w:hAnsi="Consolas" w:eastAsia="微軟正黑體"/>
+          <w:color w:val="333333"/>
           <w:sz w:val="18"/>
         </w:rPr>
         <w:t>第 1 步（先做，1-2 天）   把「及格的策略」搬到前台當正式建議；</w:t>
       </w:r>
-    </w:p>
-    <w:p>
-      <w:pPr>
-        <w:spacing w:after="0"/>
-        <w:ind w:left="340"/>
-      </w:pPr>
+      <w:r>
+        <w:br/>
+      </w:r>
       <w:r>
         <w:rPr>
           <w:rFonts w:ascii="Consolas" w:hAnsi="Consolas" w:eastAsia="微軟正黑體"/>
+          <w:color w:val="333333"/>
           <w:sz w:val="18"/>
         </w:rPr>
         <w:t xml:space="preserve">                          把「不及格的分數」降級標示為教學參考。→ 先誠實</w:t>
       </w:r>
-    </w:p>
-    <w:p>
-      <w:pPr>
-        <w:spacing w:after="0"/>
-        <w:ind w:left="340"/>
-      </w:pPr>
+      <w:r>
+        <w:br/>
+      </w:r>
       <w:r>
         <w:rPr>
           <w:rFonts w:ascii="Consolas" w:hAnsi="Consolas" w:eastAsia="微軟正黑體"/>
+          <w:color w:val="333333"/>
           <w:sz w:val="18"/>
         </w:rPr>
         <w:t>第 2 步（1-2 週）         動手術：錯的因子翻轉或刪掉，換上驗證過的新因子。→ 再變準</w:t>
       </w:r>
-    </w:p>
-    <w:p>
-      <w:pPr>
-        <w:spacing w:after="0"/>
-        <w:ind w:left="340"/>
-      </w:pPr>
+      <w:r>
+        <w:br/>
+      </w:r>
       <w:r>
         <w:rPr>
           <w:rFonts w:ascii="Consolas" w:hAnsi="Consolas" w:eastAsia="微軟正黑體"/>
+          <w:color w:val="333333"/>
           <w:sz w:val="18"/>
         </w:rPr>
         <w:t>第 3 步（1 週）           嚴格考試：用「沒看過的資料」驗證，及格才上線。→ 最後驗證</w:t>
@@ -600,7 +607,7 @@
       </w:pPr>
       <w:r>
         <w:rPr>
-          <w:rFonts w:ascii="Microsoft JhengHei" w:hAnsi="Microsoft JhengHei" w:eastAsia="微軟正黑體"/>
+          <w:rFonts w:eastAsia="微軟正黑體"/>
           <w:b w:val="0"/>
         </w:rPr>
         <w:t>怎麼樣算成功？（驗收標準，寫死不可調整）</w:t>
@@ -612,46 +619,42 @@
       </w:pPr>
       <w:r>
         <w:rPr>
-          <w:rFonts w:ascii="Microsoft JhengHei" w:hAnsi="Microsoft JhengHei" w:eastAsia="微軟正黑體"/>
+          <w:color w:val="888888"/>
+        </w:rPr>
+        <w:t xml:space="preserve">▍ </w:t>
+      </w:r>
+      <w:r>
+        <w:rPr>
+          <w:rFonts w:eastAsia="微軟正黑體"/>
           <w:b w:val="0"/>
-          <w:i/>
-          <w:color w:val="445566"/>
         </w:rPr>
         <w:t>修好的訊號，在</w:t>
       </w:r>
       <w:r>
         <w:rPr>
-          <w:rFonts w:ascii="Microsoft JhengHei" w:hAnsi="Microsoft JhengHei" w:eastAsia="微軟正黑體"/>
+          <w:rFonts w:eastAsia="微軟正黑體"/>
           <w:b/>
-          <w:i/>
-          <w:color w:val="445566"/>
         </w:rPr>
         <w:t>它從沒看過的一段歷史</w:t>
       </w:r>
       <w:r>
         <w:rPr>
-          <w:rFonts w:ascii="Microsoft JhengHei" w:hAnsi="Microsoft JhengHei" w:eastAsia="微軟正黑體"/>
+          <w:rFonts w:eastAsia="微軟正黑體"/>
           <w:b w:val="0"/>
-          <w:i/>
-          <w:color w:val="445566"/>
         </w:rPr>
         <w:t>上，5 天勝率要</w:t>
       </w:r>
       <w:r>
         <w:rPr>
-          <w:rFonts w:ascii="Microsoft JhengHei" w:hAnsi="Microsoft JhengHei" w:eastAsia="微軟正黑體"/>
+          <w:rFonts w:eastAsia="微軟正黑體"/>
           <w:b/>
-          <w:i/>
-          <w:color w:val="445566"/>
         </w:rPr>
         <w:t>贏過隨便買至少 +0.5 個百分點</w:t>
       </w:r>
       <w:r>
         <w:rPr>
-          <w:rFonts w:ascii="Microsoft JhengHei" w:hAnsi="Microsoft JhengHei" w:eastAsia="微軟正黑體"/>
+          <w:rFonts w:eastAsia="微軟正黑體"/>
           <w:b w:val="0"/>
-          <w:i/>
-          <w:color w:val="445566"/>
         </w:rPr>
         <w:t>。</w:t>
       </w:r>
@@ -662,10 +665,14 @@
       </w:pPr>
       <w:r>
         <w:rPr>
-          <w:rFonts w:ascii="Microsoft JhengHei" w:hAnsi="Microsoft JhengHei" w:eastAsia="微軟正黑體"/>
+          <w:color w:val="888888"/>
+        </w:rPr>
+        <w:t xml:space="preserve">▍ </w:t>
+      </w:r>
+      <w:r>
+        <w:rPr>
+          <w:rFonts w:eastAsia="微軟正黑體"/>
           <w:b w:val="0"/>
-          <w:i/>
-          <w:color w:val="445566"/>
         </w:rPr>
         <w:t>做不到就不換上線，老實用第 1 步的動量策略。</w:t>
       </w:r>
@@ -676,7 +683,7 @@
       </w:pPr>
       <w:r>
         <w:rPr>
-          <w:rFonts w:ascii="Microsoft JhengHei" w:hAnsi="Microsoft JhengHei" w:eastAsia="微軟正黑體"/>
+          <w:rFonts w:eastAsia="微軟正黑體"/>
           <w:b w:val="0"/>
         </w:rPr>
         <w:t>名詞小辭典</w:t>
@@ -688,14 +695,14 @@
       </w:pPr>
       <w:r>
         <w:rPr>
-          <w:rFonts w:ascii="Microsoft JhengHei" w:hAnsi="Microsoft JhengHei" w:eastAsia="微軟正黑體"/>
+          <w:rFonts w:eastAsia="微軟正黑體"/>
           <w:b/>
         </w:rPr>
         <w:t>edge（優勢）</w:t>
       </w:r>
       <w:r>
         <w:rPr>
-          <w:rFonts w:ascii="Microsoft JhengHei" w:hAnsi="Microsoft JhengHei" w:eastAsia="微軟正黑體"/>
+          <w:rFonts w:eastAsia="微軟正黑體"/>
           <w:b w:val="0"/>
         </w:rPr>
         <w:t>：聽訊號 vs 隨便買的成績差。正 = 有用，負 = 幫倒忙。</w:t>
@@ -707,14 +714,14 @@
       </w:pPr>
       <w:r>
         <w:rPr>
-          <w:rFonts w:ascii="Microsoft JhengHei" w:hAnsi="Microsoft JhengHei" w:eastAsia="微軟正黑體"/>
+          <w:rFonts w:eastAsia="微軟正黑體"/>
           <w:b/>
         </w:rPr>
         <w:t>regime（市場天氣）</w:t>
       </w:r>
       <w:r>
         <w:rPr>
-          <w:rFonts w:ascii="Microsoft JhengHei" w:hAnsi="Microsoft JhengHei" w:eastAsia="微軟正黑體"/>
+          <w:rFonts w:eastAsia="微軟正黑體"/>
           <w:b w:val="0"/>
         </w:rPr>
         <w:t>：大盤處於多頭還是空頭。同一招在不同天氣下效果天差地遠。</w:t>
@@ -726,14 +733,14 @@
       </w:pPr>
       <w:r>
         <w:rPr>
-          <w:rFonts w:ascii="Microsoft JhengHei" w:hAnsi="Microsoft JhengHei" w:eastAsia="微軟正黑體"/>
+          <w:rFonts w:eastAsia="微軟正黑體"/>
           <w:b/>
         </w:rPr>
         <w:t>walk-forward（滾動考試）</w:t>
       </w:r>
       <w:r>
         <w:rPr>
-          <w:rFonts w:ascii="Microsoft JhengHei" w:hAnsi="Microsoft JhengHei" w:eastAsia="微軟正黑體"/>
+          <w:rFonts w:eastAsia="微軟正黑體"/>
           <w:b w:val="0"/>
         </w:rPr>
         <w:t>：用 2021~2024 學、2024~2025 考、2025~今天終極大考。三段互不透題，防止「背答案」。</w:t>
@@ -745,17 +752,25 @@
       </w:pPr>
       <w:r>
         <w:rPr>
-          <w:rFonts w:ascii="Microsoft JhengHei" w:hAnsi="Microsoft JhengHei" w:eastAsia="微軟正黑體"/>
+          <w:rFonts w:eastAsia="微軟正黑體"/>
           <w:b/>
         </w:rPr>
         <w:t>過擬合（背答案）</w:t>
       </w:r>
       <w:r>
         <w:rPr>
-          <w:rFonts w:ascii="Microsoft JhengHei" w:hAnsi="Microsoft JhengHei" w:eastAsia="微軟正黑體"/>
+          <w:rFonts w:eastAsia="微軟正黑體"/>
           <w:b w:val="0"/>
         </w:rPr>
         <w:t>：參數調到在歷史上完美，換一段新資料就掛。是量化最大的敵人，所以我們刻意把可調的東西弄很少。</w:t>
+      </w:r>
+    </w:p>
+    <w:p>
+      <w:r>
+        <w:rPr>
+          <w:color w:val="CCCCCC"/>
+        </w:rPr>
+        <w:t>──────────────────────────────</w:t>
       </w:r>
     </w:p>
     <w:p>
@@ -764,10 +779,58 @@
       </w:pPr>
       <w:r>
         <w:rPr>
-          <w:rFonts w:ascii="Microsoft JhengHei" w:hAnsi="Microsoft JhengHei" w:eastAsia="微軟正黑體"/>
+          <w:rFonts w:eastAsia="微軟正黑體"/>
+          <w:b w:val="0"/>
+        </w:rPr>
+        <w:t>第二部分：技術版（執行細節）</w:t>
+      </w:r>
+    </w:p>
+    <w:p>
+      <w:r>
+        <w:rPr>
+          <w:rFonts w:eastAsia="微軟正黑體"/>
           <w:b/>
         </w:rPr>
-        <w:t>第二部分：技術版（執行細節）</w:t>
+        <w:t>▸ 圖：Phase A→E 執行流程與驗收關卡</w:t>
+      </w:r>
+    </w:p>
+    <w:p>
+      <w:pPr>
+        <w:jc w:val="center"/>
+      </w:pPr>
+      <w:r>
+        <w:drawing>
+          <wp:inline xmlns:a="http://schemas.openxmlformats.org/drawingml/2006/main" xmlns:pic="http://schemas.openxmlformats.org/drawingml/2006/picture">
+            <wp:extent cx="4082227" cy="6120000"/>
+            <wp:docPr id="1" name="Picture 1"/>
+            <wp:cNvGraphicFramePr>
+              <a:graphicFrameLocks noChangeAspect="1"/>
+            </wp:cNvGraphicFramePr>
+            <a:graphic>
+              <a:graphicData uri="http://schemas.openxmlformats.org/drawingml/2006/picture">
+                <pic:pic>
+                  <pic:nvPicPr>
+                    <pic:cNvPr id="0" name="d1.png"/>
+                    <pic:cNvPicPr/>
+                  </pic:nvPicPr>
+                  <pic:blipFill>
+                    <a:blip r:embed="rId9"/>
+                    <a:stretch>
+                      <a:fillRect/>
+                    </a:stretch>
+                  </pic:blipFill>
+                  <pic:spPr>
+                    <a:xfrm>
+                      <a:off x="0" y="0"/>
+                      <a:ext cx="4082227" cy="6120000"/>
+                    </a:xfrm>
+                    <a:prstGeom prst="rect"/>
+                  </pic:spPr>
+                </pic:pic>
+              </a:graphicData>
+            </a:graphic>
+          </wp:inline>
+        </w:drawing>
       </w:r>
     </w:p>
     <w:p>
@@ -776,7 +839,7 @@
       </w:pPr>
       <w:r>
         <w:rPr>
-          <w:rFonts w:ascii="Microsoft JhengHei" w:hAnsi="Microsoft JhengHei" w:eastAsia="微軟正黑體"/>
+          <w:rFonts w:eastAsia="微軟正黑體"/>
           <w:b w:val="0"/>
         </w:rPr>
         <w:t>0. 現況證據（signal_eval.py，2026-07-02 實測）</w:t>
@@ -803,16 +866,15 @@
           <w:p>
             <w:r>
               <w:rPr>
-                <w:rFonts w:ascii="Microsoft JhengHei" w:hAnsi="Microsoft JhengHei" w:eastAsia="微軟正黑體"/>
                 <w:b/>
-                <w:sz w:val="19"/>
+                <w:sz w:val="18"/>
               </w:rPr>
             </w:r>
             <w:r>
               <w:rPr>
-                <w:rFonts w:ascii="Microsoft JhengHei" w:hAnsi="Microsoft JhengHei" w:eastAsia="微軟正黑體"/>
+                <w:rFonts w:eastAsia="微軟正黑體"/>
                 <w:b/>
-                <w:sz w:val="19"/>
+                <w:sz w:val="18"/>
               </w:rPr>
               <w:t>持有</w:t>
             </w:r>
@@ -825,16 +887,15 @@
           <w:p>
             <w:r>
               <w:rPr>
-                <w:rFonts w:ascii="Microsoft JhengHei" w:hAnsi="Microsoft JhengHei" w:eastAsia="微軟正黑體"/>
                 <w:b/>
-                <w:sz w:val="19"/>
+                <w:sz w:val="18"/>
               </w:rPr>
             </w:r>
             <w:r>
               <w:rPr>
-                <w:rFonts w:ascii="Microsoft JhengHei" w:hAnsi="Microsoft JhengHei" w:eastAsia="微軟正黑體"/>
+                <w:rFonts w:eastAsia="微軟正黑體"/>
                 <w:b/>
-                <w:sz w:val="19"/>
+                <w:sz w:val="18"/>
               </w:rPr>
               <w:t>訊號後勝率</w:t>
             </w:r>
@@ -847,16 +908,15 @@
           <w:p>
             <w:r>
               <w:rPr>
-                <w:rFonts w:ascii="Microsoft JhengHei" w:hAnsi="Microsoft JhengHei" w:eastAsia="微軟正黑體"/>
                 <w:b/>
-                <w:sz w:val="19"/>
+                <w:sz w:val="18"/>
               </w:rPr>
             </w:r>
             <w:r>
               <w:rPr>
-                <w:rFonts w:ascii="Microsoft JhengHei" w:hAnsi="Microsoft JhengHei" w:eastAsia="微軟正黑體"/>
+                <w:rFonts w:eastAsia="微軟正黑體"/>
                 <w:b/>
-                <w:sz w:val="19"/>
+                <w:sz w:val="18"/>
               </w:rPr>
               <w:t>隨機基準</w:t>
             </w:r>
@@ -869,16 +929,15 @@
           <w:p>
             <w:r>
               <w:rPr>
-                <w:rFonts w:ascii="Microsoft JhengHei" w:hAnsi="Microsoft JhengHei" w:eastAsia="微軟正黑體"/>
                 <w:b/>
-                <w:sz w:val="19"/>
+                <w:sz w:val="18"/>
               </w:rPr>
             </w:r>
             <w:r>
               <w:rPr>
-                <w:rFonts w:ascii="Microsoft JhengHei" w:hAnsi="Microsoft JhengHei" w:eastAsia="微軟正黑體"/>
+                <w:rFonts w:eastAsia="微軟正黑體"/>
                 <w:b/>
-                <w:sz w:val="19"/>
+                <w:sz w:val="18"/>
               </w:rPr>
               <w:t>差距</w:t>
             </w:r>
@@ -891,16 +950,15 @@
           <w:p>
             <w:r>
               <w:rPr>
-                <w:rFonts w:ascii="Microsoft JhengHei" w:hAnsi="Microsoft JhengHei" w:eastAsia="微軟正黑體"/>
                 <w:b/>
-                <w:sz w:val="19"/>
+                <w:sz w:val="18"/>
               </w:rPr>
             </w:r>
             <w:r>
               <w:rPr>
-                <w:rFonts w:ascii="Microsoft JhengHei" w:hAnsi="Microsoft JhengHei" w:eastAsia="微軟正黑體"/>
+                <w:rFonts w:eastAsia="微軟正黑體"/>
                 <w:b/>
-                <w:sz w:val="19"/>
+                <w:sz w:val="18"/>
               </w:rPr>
               <w:t>平均報酬差</w:t>
             </w:r>
@@ -915,15 +973,14 @@
           <w:p>
             <w:r>
               <w:rPr>
-                <w:rFonts w:ascii="Microsoft JhengHei" w:hAnsi="Microsoft JhengHei" w:eastAsia="微軟正黑體"/>
-                <w:sz w:val="19"/>
+                <w:sz w:val="18"/>
               </w:rPr>
             </w:r>
             <w:r>
               <w:rPr>
-                <w:rFonts w:ascii="Microsoft JhengHei" w:hAnsi="Microsoft JhengHei" w:eastAsia="微軟正黑體"/>
+                <w:rFonts w:eastAsia="微軟正黑體"/>
                 <w:b w:val="0"/>
-                <w:sz w:val="19"/>
+                <w:sz w:val="18"/>
               </w:rPr>
               <w:t>5 日</w:t>
             </w:r>
@@ -936,15 +993,14 @@
           <w:p>
             <w:r>
               <w:rPr>
-                <w:rFonts w:ascii="Microsoft JhengHei" w:hAnsi="Microsoft JhengHei" w:eastAsia="微軟正黑體"/>
-                <w:sz w:val="19"/>
+                <w:sz w:val="18"/>
               </w:rPr>
             </w:r>
             <w:r>
               <w:rPr>
-                <w:rFonts w:ascii="Microsoft JhengHei" w:hAnsi="Microsoft JhengHei" w:eastAsia="微軟正黑體"/>
+                <w:rFonts w:eastAsia="微軟正黑體"/>
                 <w:b w:val="0"/>
-                <w:sz w:val="19"/>
+                <w:sz w:val="18"/>
               </w:rPr>
               <w:t>45.2%</w:t>
             </w:r>
@@ -957,15 +1013,14 @@
           <w:p>
             <w:r>
               <w:rPr>
-                <w:rFonts w:ascii="Microsoft JhengHei" w:hAnsi="Microsoft JhengHei" w:eastAsia="微軟正黑體"/>
-                <w:sz w:val="19"/>
+                <w:sz w:val="18"/>
               </w:rPr>
             </w:r>
             <w:r>
               <w:rPr>
-                <w:rFonts w:ascii="Microsoft JhengHei" w:hAnsi="Microsoft JhengHei" w:eastAsia="微軟正黑體"/>
+                <w:rFonts w:eastAsia="微軟正黑體"/>
                 <w:b w:val="0"/>
-                <w:sz w:val="19"/>
+                <w:sz w:val="18"/>
               </w:rPr>
               <w:t>47.4%</w:t>
             </w:r>
@@ -978,15 +1033,14 @@
           <w:p>
             <w:r>
               <w:rPr>
-                <w:rFonts w:ascii="Microsoft JhengHei" w:hAnsi="Microsoft JhengHei" w:eastAsia="微軟正黑體"/>
-                <w:sz w:val="19"/>
+                <w:sz w:val="18"/>
               </w:rPr>
             </w:r>
             <w:r>
               <w:rPr>
-                <w:rFonts w:ascii="Microsoft JhengHei" w:hAnsi="Microsoft JhengHei" w:eastAsia="微軟正黑體"/>
+                <w:rFonts w:eastAsia="微軟正黑體"/>
                 <w:b/>
-                <w:sz w:val="19"/>
+                <w:sz w:val="18"/>
               </w:rPr>
               <w:t>-2.2pp</w:t>
             </w:r>
@@ -999,15 +1053,14 @@
           <w:p>
             <w:r>
               <w:rPr>
-                <w:rFonts w:ascii="Microsoft JhengHei" w:hAnsi="Microsoft JhengHei" w:eastAsia="微軟正黑體"/>
-                <w:sz w:val="19"/>
+                <w:sz w:val="18"/>
               </w:rPr>
             </w:r>
             <w:r>
               <w:rPr>
-                <w:rFonts w:ascii="Microsoft JhengHei" w:hAnsi="Microsoft JhengHei" w:eastAsia="微軟正黑體"/>
+                <w:rFonts w:eastAsia="微軟正黑體"/>
                 <w:b w:val="0"/>
-                <w:sz w:val="19"/>
+                <w:sz w:val="18"/>
               </w:rPr>
               <w:t>-0.35pp</w:t>
             </w:r>
@@ -1022,15 +1075,14 @@
           <w:p>
             <w:r>
               <w:rPr>
-                <w:rFonts w:ascii="Microsoft JhengHei" w:hAnsi="Microsoft JhengHei" w:eastAsia="微軟正黑體"/>
-                <w:sz w:val="19"/>
+                <w:sz w:val="18"/>
               </w:rPr>
             </w:r>
             <w:r>
               <w:rPr>
-                <w:rFonts w:ascii="Microsoft JhengHei" w:hAnsi="Microsoft JhengHei" w:eastAsia="微軟正黑體"/>
+                <w:rFonts w:eastAsia="微軟正黑體"/>
                 <w:b w:val="0"/>
-                <w:sz w:val="19"/>
+                <w:sz w:val="18"/>
               </w:rPr>
               <w:t>10 日</w:t>
             </w:r>
@@ -1043,15 +1095,14 @@
           <w:p>
             <w:r>
               <w:rPr>
-                <w:rFonts w:ascii="Microsoft JhengHei" w:hAnsi="Microsoft JhengHei" w:eastAsia="微軟正黑體"/>
-                <w:sz w:val="19"/>
+                <w:sz w:val="18"/>
               </w:rPr>
             </w:r>
             <w:r>
               <w:rPr>
-                <w:rFonts w:ascii="Microsoft JhengHei" w:hAnsi="Microsoft JhengHei" w:eastAsia="微軟正黑體"/>
+                <w:rFonts w:eastAsia="微軟正黑體"/>
                 <w:b w:val="0"/>
-                <w:sz w:val="19"/>
+                <w:sz w:val="18"/>
               </w:rPr>
               <w:t>43.1%</w:t>
             </w:r>
@@ -1064,15 +1115,14 @@
           <w:p>
             <w:r>
               <w:rPr>
-                <w:rFonts w:ascii="Microsoft JhengHei" w:hAnsi="Microsoft JhengHei" w:eastAsia="微軟正黑體"/>
-                <w:sz w:val="19"/>
+                <w:sz w:val="18"/>
               </w:rPr>
             </w:r>
             <w:r>
               <w:rPr>
-                <w:rFonts w:ascii="Microsoft JhengHei" w:hAnsi="Microsoft JhengHei" w:eastAsia="微軟正黑體"/>
+                <w:rFonts w:eastAsia="微軟正黑體"/>
                 <w:b w:val="0"/>
-                <w:sz w:val="19"/>
+                <w:sz w:val="18"/>
               </w:rPr>
               <w:t>46.7%</w:t>
             </w:r>
@@ -1085,15 +1135,14 @@
           <w:p>
             <w:r>
               <w:rPr>
-                <w:rFonts w:ascii="Microsoft JhengHei" w:hAnsi="Microsoft JhengHei" w:eastAsia="微軟正黑體"/>
-                <w:sz w:val="19"/>
+                <w:sz w:val="18"/>
               </w:rPr>
             </w:r>
             <w:r>
               <w:rPr>
-                <w:rFonts w:ascii="Microsoft JhengHei" w:hAnsi="Microsoft JhengHei" w:eastAsia="微軟正黑體"/>
+                <w:rFonts w:eastAsia="微軟正黑體"/>
                 <w:b w:val="0"/>
-                <w:sz w:val="19"/>
+                <w:sz w:val="18"/>
               </w:rPr>
               <w:t>-3.5pp</w:t>
             </w:r>
@@ -1106,15 +1155,14 @@
           <w:p>
             <w:r>
               <w:rPr>
-                <w:rFonts w:ascii="Microsoft JhengHei" w:hAnsi="Microsoft JhengHei" w:eastAsia="微軟正黑體"/>
-                <w:sz w:val="19"/>
+                <w:sz w:val="18"/>
               </w:rPr>
             </w:r>
             <w:r>
               <w:rPr>
-                <w:rFonts w:ascii="Microsoft JhengHei" w:hAnsi="Microsoft JhengHei" w:eastAsia="微軟正黑體"/>
+                <w:rFonts w:eastAsia="微軟正黑體"/>
                 <w:b w:val="0"/>
-                <w:sz w:val="19"/>
+                <w:sz w:val="18"/>
               </w:rPr>
               <w:t>-0.41pp</w:t>
             </w:r>
@@ -1126,7 +1174,7 @@
     <w:p>
       <w:r>
         <w:rPr>
-          <w:rFonts w:ascii="Microsoft JhengHei" w:hAnsi="Microsoft JhengHei" w:eastAsia="微軟正黑體"/>
+          <w:rFonts w:eastAsia="微軟正黑體"/>
           <w:b w:val="0"/>
         </w:rPr>
         <w:t>因子別 edge：RSI -0.66 / 均線排列 -0.69 / 布林 -0.72（全負）；MACD、成交量、MA200 ≈ 0。</w:t>
@@ -1138,7 +1186,7 @@
       </w:pPr>
       <w:r>
         <w:rPr>
-          <w:rFonts w:ascii="Microsoft JhengHei" w:hAnsi="Microsoft JhengHei" w:eastAsia="微軟正黑體"/>
+          <w:rFonts w:eastAsia="微軟正黑體"/>
           <w:b w:val="0"/>
         </w:rPr>
         <w:t>Phase A — 誠實分軌（1–2 天）</w:t>
@@ -1150,10 +1198,40 @@
       </w:pPr>
       <w:r>
         <w:rPr>
-          <w:rFonts w:ascii="Microsoft JhengHei" w:hAnsi="Microsoft JhengHei" w:eastAsia="微軟正黑體"/>
+          <w:rFonts w:eastAsia="微軟正黑體"/>
           <w:b w:val="0"/>
         </w:rPr>
-        <w:t>A1. 開公開 API GET /api/strategy/today（來源=既有 momentum_signal.cached_strategy()，只回建議與績效摘要）。</w:t>
+        <w:t xml:space="preserve">A1. 開公開 API </w:t>
+      </w:r>
+      <w:r>
+        <w:rPr>
+          <w:rFonts w:ascii="Consolas" w:hAnsi="Consolas" w:eastAsia="微軟正黑體"/>
+          <w:color w:val="B03A2E"/>
+          <w:sz w:val="19"/>
+        </w:rPr>
+        <w:t>GET /api/strategy/today</w:t>
+      </w:r>
+      <w:r>
+        <w:rPr>
+          <w:rFonts w:eastAsia="微軟正黑體"/>
+          <w:b w:val="0"/>
+        </w:rPr>
+        <w:t xml:space="preserve">（來源=既有 </w:t>
+      </w:r>
+      <w:r>
+        <w:rPr>
+          <w:rFonts w:ascii="Consolas" w:hAnsi="Consolas" w:eastAsia="微軟正黑體"/>
+          <w:color w:val="B03A2E"/>
+          <w:sz w:val="19"/>
+        </w:rPr>
+        <w:t>momentum_signal.cached_strategy()</w:t>
+      </w:r>
+      <w:r>
+        <w:rPr>
+          <w:rFonts w:eastAsia="微軟正黑體"/>
+          <w:b w:val="0"/>
+        </w:rPr>
+        <w:t>，只回建議與績效摘要）。</w:t>
       </w:r>
     </w:p>
     <w:p>
@@ -1162,7 +1240,7 @@
       </w:pPr>
       <w:r>
         <w:rPr>
-          <w:rFonts w:ascii="Microsoft JhengHei" w:hAnsi="Microsoft JhengHei" w:eastAsia="微軟正黑體"/>
+          <w:rFonts w:eastAsia="微軟正黑體"/>
           <w:b w:val="0"/>
         </w:rPr>
         <w:t>A2. 前台 HeroSignal 加「正式策略」區塊（今日持幣建議/抱現金 + 回測績效標示）。</w:t>
@@ -1174,7 +1252,7 @@
       </w:pPr>
       <w:r>
         <w:rPr>
-          <w:rFonts w:ascii="Microsoft JhengHei" w:hAnsi="Microsoft JhengHei" w:eastAsia="微軟正黑體"/>
+          <w:rFonts w:eastAsia="微軟正黑體"/>
           <w:b w:val="0"/>
         </w:rPr>
         <w:t>A3. 6 因子分數改標「技術指標綜合分（教學用）」＋說明文案。</w:t>
@@ -1186,7 +1264,7 @@
       </w:pPr>
       <w:r>
         <w:rPr>
-          <w:rFonts w:ascii="Microsoft JhengHei" w:hAnsi="Microsoft JhengHei" w:eastAsia="微軟正黑體"/>
+          <w:rFonts w:eastAsia="微軟正黑體"/>
           <w:b w:val="0"/>
         </w:rPr>
         <w:t>A4. AI 機器人 context 加入策略建議，讓小Q口徑一致。</w:t>
@@ -1198,7 +1276,7 @@
       </w:pPr>
       <w:r>
         <w:rPr>
-          <w:rFonts w:ascii="Microsoft JhengHei" w:hAnsi="Microsoft JhengHei" w:eastAsia="微軟正黑體"/>
+          <w:rFonts w:eastAsia="微軟正黑體"/>
           <w:b w:val="0"/>
         </w:rPr>
         <w:t>Phase B — 因子手術（3–5 天）</w:t>
@@ -1207,16 +1285,31 @@
     <w:p>
       <w:r>
         <w:rPr>
-          <w:rFonts w:ascii="Microsoft JhengHei" w:hAnsi="Microsoft JhengHei" w:eastAsia="微軟正黑體"/>
+          <w:rFonts w:eastAsia="微軟正黑體"/>
           <w:b w:val="0"/>
         </w:rPr>
-        <w:t>工具：新增 src/factor_lab.py（擴充 signal_eval 的因子檢驗框架）。</w:t>
+        <w:t xml:space="preserve">工具：新增 </w:t>
+      </w:r>
+      <w:r>
+        <w:rPr>
+          <w:rFonts w:ascii="Consolas" w:hAnsi="Consolas" w:eastAsia="微軟正黑體"/>
+          <w:color w:val="B03A2E"/>
+          <w:sz w:val="19"/>
+        </w:rPr>
+        <w:t>src/factor_lab.py</w:t>
+      </w:r>
+      <w:r>
+        <w:rPr>
+          <w:rFonts w:eastAsia="微軟正黑體"/>
+          <w:b w:val="0"/>
+        </w:rPr>
+        <w:t>（擴充 signal_eval 的因子檢驗框架）。</w:t>
       </w:r>
     </w:p>
     <w:p>
       <w:r>
         <w:rPr>
-          <w:rFonts w:ascii="Microsoft JhengHei" w:hAnsi="Microsoft JhengHei" w:eastAsia="微軟正黑體"/>
+          <w:rFonts w:eastAsia="微軟正黑體"/>
           <w:b w:val="0"/>
         </w:rPr>
         <w:t>對照組：現有 6 因子完整報告存檔。</w:t>
@@ -1225,7 +1318,7 @@
     <w:p>
       <w:r>
         <w:rPr>
-          <w:rFonts w:ascii="Microsoft JhengHei" w:hAnsi="Microsoft JhengHei" w:eastAsia="微軟正黑體"/>
+          <w:rFonts w:eastAsia="微軟正黑體"/>
           <w:b w:val="0"/>
         </w:rPr>
         <w:t>實驗矩陣（每項輸出 edge、觸發數、分年穩定性；pooled 15 幣 + BTC/ETH 單獨）：</w:t>
@@ -1249,16 +1342,15 @@
           <w:p>
             <w:r>
               <w:rPr>
-                <w:rFonts w:ascii="Microsoft JhengHei" w:hAnsi="Microsoft JhengHei" w:eastAsia="微軟正黑體"/>
                 <w:b/>
-                <w:sz w:val="19"/>
+                <w:sz w:val="18"/>
               </w:rPr>
             </w:r>
             <w:r>
               <w:rPr>
-                <w:rFonts w:ascii="Microsoft JhengHei" w:hAnsi="Microsoft JhengHei" w:eastAsia="微軟正黑體"/>
+                <w:rFonts w:eastAsia="微軟正黑體"/>
                 <w:b/>
-                <w:sz w:val="19"/>
+                <w:sz w:val="18"/>
               </w:rPr>
               <w:t>實驗</w:t>
             </w:r>
@@ -1271,16 +1363,15 @@
           <w:p>
             <w:r>
               <w:rPr>
-                <w:rFonts w:ascii="Microsoft JhengHei" w:hAnsi="Microsoft JhengHei" w:eastAsia="微軟正黑體"/>
                 <w:b/>
-                <w:sz w:val="19"/>
+                <w:sz w:val="18"/>
               </w:rPr>
             </w:r>
             <w:r>
               <w:rPr>
-                <w:rFonts w:ascii="Microsoft JhengHei" w:hAnsi="Microsoft JhengHei" w:eastAsia="微軟正黑體"/>
+                <w:rFonts w:eastAsia="微軟正黑體"/>
                 <w:b/>
-                <w:sz w:val="19"/>
+                <w:sz w:val="18"/>
               </w:rPr>
               <w:t>內容</w:t>
             </w:r>
@@ -1295,15 +1386,14 @@
           <w:p>
             <w:r>
               <w:rPr>
-                <w:rFonts w:ascii="Microsoft JhengHei" w:hAnsi="Microsoft JhengHei" w:eastAsia="微軟正黑體"/>
-                <w:sz w:val="19"/>
+                <w:sz w:val="18"/>
               </w:rPr>
             </w:r>
             <w:r>
               <w:rPr>
-                <w:rFonts w:ascii="Microsoft JhengHei" w:hAnsi="Microsoft JhengHei" w:eastAsia="微軟正黑體"/>
+                <w:rFonts w:eastAsia="微軟正黑體"/>
                 <w:b w:val="0"/>
-                <w:sz w:val="19"/>
+                <w:sz w:val="18"/>
               </w:rPr>
               <w:t>B2a</w:t>
             </w:r>
@@ -1316,15 +1406,14 @@
           <w:p>
             <w:r>
               <w:rPr>
-                <w:rFonts w:ascii="Microsoft JhengHei" w:hAnsi="Microsoft JhengHei" w:eastAsia="微軟正黑體"/>
-                <w:sz w:val="19"/>
+                <w:sz w:val="18"/>
               </w:rPr>
             </w:r>
             <w:r>
               <w:rPr>
-                <w:rFonts w:ascii="Microsoft JhengHei" w:hAnsi="Microsoft JhengHei" w:eastAsia="微軟正黑體"/>
+                <w:rFonts w:eastAsia="微軟正黑體"/>
                 <w:b w:val="0"/>
-                <w:sz w:val="19"/>
+                <w:sz w:val="18"/>
               </w:rPr>
               <w:t>負因子「翻轉」：RSI 突破 50 向上加分（動量化）、布林上軌突破加分</w:t>
             </w:r>
@@ -1339,15 +1428,14 @@
           <w:p>
             <w:r>
               <w:rPr>
-                <w:rFonts w:ascii="Microsoft JhengHei" w:hAnsi="Microsoft JhengHei" w:eastAsia="微軟正黑體"/>
-                <w:sz w:val="19"/>
+                <w:sz w:val="18"/>
               </w:rPr>
             </w:r>
             <w:r>
               <w:rPr>
-                <w:rFonts w:ascii="Microsoft JhengHei" w:hAnsi="Microsoft JhengHei" w:eastAsia="微軟正黑體"/>
+                <w:rFonts w:eastAsia="微軟正黑體"/>
                 <w:b w:val="0"/>
-                <w:sz w:val="19"/>
+                <w:sz w:val="18"/>
               </w:rPr>
               <w:t>B2b</w:t>
             </w:r>
@@ -1360,15 +1448,14 @@
           <w:p>
             <w:r>
               <w:rPr>
-                <w:rFonts w:ascii="Microsoft JhengHei" w:hAnsi="Microsoft JhengHei" w:eastAsia="微軟正黑體"/>
-                <w:sz w:val="19"/>
+                <w:sz w:val="18"/>
               </w:rPr>
             </w:r>
             <w:r>
               <w:rPr>
-                <w:rFonts w:ascii="Microsoft JhengHei" w:hAnsi="Microsoft JhengHei" w:eastAsia="微軟正黑體"/>
+                <w:rFonts w:eastAsia="微軟正黑體"/>
                 <w:b w:val="0"/>
-                <w:sz w:val="19"/>
+                <w:sz w:val="18"/>
               </w:rPr>
               <w:t>負因子「刪除」</w:t>
             </w:r>
@@ -1383,15 +1470,14 @@
           <w:p>
             <w:r>
               <w:rPr>
-                <w:rFonts w:ascii="Microsoft JhengHei" w:hAnsi="Microsoft JhengHei" w:eastAsia="微軟正黑體"/>
-                <w:sz w:val="19"/>
+                <w:sz w:val="18"/>
               </w:rPr>
             </w:r>
             <w:r>
               <w:rPr>
-                <w:rFonts w:ascii="Microsoft JhengHei" w:hAnsi="Microsoft JhengHei" w:eastAsia="微軟正黑體"/>
+                <w:rFonts w:eastAsia="微軟正黑體"/>
                 <w:b w:val="0"/>
-                <w:sz w:val="19"/>
+                <w:sz w:val="18"/>
               </w:rPr>
               <w:t>B2c</w:t>
             </w:r>
@@ -1404,15 +1490,14 @@
           <w:p>
             <w:r>
               <w:rPr>
-                <w:rFonts w:ascii="Microsoft JhengHei" w:hAnsi="Microsoft JhengHei" w:eastAsia="微軟正黑體"/>
-                <w:sz w:val="19"/>
+                <w:sz w:val="18"/>
               </w:rPr>
             </w:r>
             <w:r>
               <w:rPr>
-                <w:rFonts w:ascii="Microsoft JhengHei" w:hAnsi="Microsoft JhengHei" w:eastAsia="微軟正黑體"/>
+                <w:rFonts w:eastAsia="微軟正黑體"/>
                 <w:b w:val="0"/>
-                <w:sz w:val="19"/>
+                <w:sz w:val="18"/>
               </w:rPr>
               <w:t>負因子「條件化」：僅 regime 多頭時計分</w:t>
             </w:r>
@@ -1427,15 +1512,14 @@
           <w:p>
             <w:r>
               <w:rPr>
-                <w:rFonts w:ascii="Microsoft JhengHei" w:hAnsi="Microsoft JhengHei" w:eastAsia="微軟正黑體"/>
-                <w:sz w:val="19"/>
+                <w:sz w:val="18"/>
               </w:rPr>
             </w:r>
             <w:r>
               <w:rPr>
-                <w:rFonts w:ascii="Microsoft JhengHei" w:hAnsi="Microsoft JhengHei" w:eastAsia="微軟正黑體"/>
+                <w:rFonts w:eastAsia="微軟正黑體"/>
                 <w:b w:val="0"/>
-                <w:sz w:val="19"/>
+                <w:sz w:val="18"/>
               </w:rPr>
               <w:t>B3</w:t>
             </w:r>
@@ -1448,15 +1532,14 @@
           <w:p>
             <w:r>
               <w:rPr>
-                <w:rFonts w:ascii="Microsoft JhengHei" w:hAnsi="Microsoft JhengHei" w:eastAsia="微軟正黑體"/>
-                <w:sz w:val="19"/>
+                <w:sz w:val="18"/>
               </w:rPr>
             </w:r>
             <w:r>
               <w:rPr>
-                <w:rFonts w:ascii="Microsoft JhengHei" w:hAnsi="Microsoft JhengHei" w:eastAsia="微軟正黑體"/>
+                <w:rFonts w:eastAsia="微軟正黑體"/>
                 <w:b w:val="0"/>
-                <w:sz w:val="19"/>
+                <w:sz w:val="18"/>
               </w:rPr>
               <w:t>新因子：30/90 日跨幣動量排名、距 52 週高點 %、BB 寬度百分位（波動收縮）、恐懼貪婪極端值、新聞情緒日分數</w:t>
             </w:r>
@@ -1468,10 +1551,25 @@
     <w:p>
       <w:r>
         <w:rPr>
-          <w:rFonts w:ascii="Microsoft JhengHei" w:hAnsi="Microsoft JhengHei" w:eastAsia="微軟正黑體"/>
+          <w:rFonts w:eastAsia="微軟正黑體"/>
           <w:b w:val="0"/>
         </w:rPr>
-        <w:t>產出：因子清單 v2（僅保留 edge ≥ 0 且分年不翻車者）+ reports/factor_report.md。</w:t>
+        <w:t xml:space="preserve">產出：因子清單 v2（僅保留 edge ≥ 0 且分年不翻車者）+ </w:t>
+      </w:r>
+      <w:r>
+        <w:rPr>
+          <w:rFonts w:ascii="Consolas" w:hAnsi="Consolas" w:eastAsia="微軟正黑體"/>
+          <w:color w:val="B03A2E"/>
+          <w:sz w:val="19"/>
+        </w:rPr>
+        <w:t>reports/factor_report.md</w:t>
+      </w:r>
+      <w:r>
+        <w:rPr>
+          <w:rFonts w:eastAsia="微軟正黑體"/>
+          <w:b w:val="0"/>
+        </w:rPr>
+        <w:t>。</w:t>
       </w:r>
     </w:p>
     <w:p>
@@ -1480,7 +1578,7 @@
       </w:pPr>
       <w:r>
         <w:rPr>
-          <w:rFonts w:ascii="Microsoft JhengHei" w:hAnsi="Microsoft JhengHei" w:eastAsia="微軟正黑體"/>
+          <w:rFonts w:eastAsia="微軟正黑體"/>
           <w:b w:val="0"/>
         </w:rPr>
         <w:t>Phase C — Regime 開關（與 B 並行）</w:t>
@@ -1489,7 +1587,7 @@
     <w:p>
       <w:r>
         <w:rPr>
-          <w:rFonts w:ascii="Microsoft JhengHei" w:hAnsi="Microsoft JhengHei" w:eastAsia="微軟正黑體"/>
+          <w:rFonts w:eastAsia="微軟正黑體"/>
           <w:b w:val="0"/>
         </w:rPr>
         <w:t>BTC 收盤 &gt; MA100 才允許 BULL 訊號（對照 MA200、ADX&gt;25 取樣本外最穩者）；空頭天氣最高只給中立。</w:t>
@@ -1501,7 +1599,7 @@
       </w:pPr>
       <w:r>
         <w:rPr>
-          <w:rFonts w:ascii="Microsoft JhengHei" w:hAnsi="Microsoft JhengHei" w:eastAsia="微軟正黑體"/>
+          <w:rFonts w:eastAsia="微軟正黑體"/>
           <w:b w:val="0"/>
         </w:rPr>
         <w:t>Phase D — Walk-forward 校準（3–5 天）</w:t>
@@ -1513,21 +1611,21 @@
       </w:pPr>
       <w:r>
         <w:rPr>
-          <w:rFonts w:ascii="Microsoft JhengHei" w:hAnsi="Microsoft JhengHei" w:eastAsia="微軟正黑體"/>
+          <w:rFonts w:eastAsia="微軟正黑體"/>
           <w:b w:val="0"/>
         </w:rPr>
         <w:t>切分：訓練 2021-07~2024-06 → 驗證 2024-07~2025-06 → 測試 2025-07~今（</w:t>
       </w:r>
       <w:r>
         <w:rPr>
-          <w:rFonts w:ascii="Microsoft JhengHei" w:hAnsi="Microsoft JhengHei" w:eastAsia="微軟正黑體"/>
+          <w:rFonts w:eastAsia="微軟正黑體"/>
           <w:b/>
         </w:rPr>
         <w:t>凍結，只看一次</w:t>
       </w:r>
       <w:r>
         <w:rPr>
-          <w:rFonts w:ascii="Microsoft JhengHei" w:hAnsi="Microsoft JhengHei" w:eastAsia="微軟正黑體"/>
+          <w:rFonts w:eastAsia="微軟正黑體"/>
           <w:b w:val="0"/>
         </w:rPr>
         <w:t>）。</w:t>
@@ -1539,7 +1637,7 @@
       </w:pPr>
       <w:r>
         <w:rPr>
-          <w:rFonts w:ascii="Microsoft JhengHei" w:hAnsi="Microsoft JhengHei" w:eastAsia="微軟正黑體"/>
+          <w:rFonts w:eastAsia="微軟正黑體"/>
           <w:b w:val="0"/>
         </w:rPr>
         <w:t>參數空間刻意小：權重 {0, 0.5, 1, 1.5, 2}、門檻 {60,65,70}×{30,35,40}。</w:t>
@@ -1551,7 +1649,7 @@
       </w:pPr>
       <w:r>
         <w:rPr>
-          <w:rFonts w:ascii="Microsoft JhengHei" w:hAnsi="Microsoft JhengHei" w:eastAsia="微軟正黑體"/>
+          <w:rFonts w:eastAsia="微軟正黑體"/>
           <w:b w:val="0"/>
         </w:rPr>
         <w:t>流程：訓練窗選前 3 組 → 驗證窗擇一 → 測試窗報告成績即定案。</w:t>
@@ -1563,10 +1661,18 @@
       </w:pPr>
       <w:r>
         <w:rPr>
-          <w:rFonts w:ascii="Microsoft JhengHei" w:hAnsi="Microsoft JhengHei" w:eastAsia="微軟正黑體"/>
+          <w:rFonts w:ascii="Consolas" w:hAnsi="Consolas" w:eastAsia="微軟正黑體"/>
+          <w:color w:val="B03A2E"/>
+          <w:sz w:val="19"/>
+        </w:rPr>
+        <w:t>src/backtest.py</w:t>
+      </w:r>
+      <w:r>
+        <w:rPr>
+          <w:rFonts w:eastAsia="微軟正黑體"/>
           <w:b w:val="0"/>
         </w:rPr>
-        <w:t>src/backtest.py 含成本重跑 vs buy&amp;hold。</w:t>
+        <w:t xml:space="preserve"> 含成本重跑 vs buy&amp;hold。</w:t>
       </w:r>
     </w:p>
     <w:p>
@@ -1575,7 +1681,7 @@
       </w:pPr>
       <w:r>
         <w:rPr>
-          <w:rFonts w:ascii="Microsoft JhengHei" w:hAnsi="Microsoft JhengHei" w:eastAsia="微軟正黑體"/>
+          <w:rFonts w:eastAsia="微軟正黑體"/>
           <w:b w:val="0"/>
         </w:rPr>
         <w:t>Phase E —（選配）1h 時線確認（2 天）</w:t>
@@ -1584,7 +1690,7 @@
     <w:p>
       <w:r>
         <w:rPr>
-          <w:rFonts w:ascii="Microsoft JhengHei" w:hAnsi="Microsoft JhengHei" w:eastAsia="微軟正黑體"/>
+          <w:rFonts w:eastAsia="微軟正黑體"/>
           <w:b w:val="0"/>
         </w:rPr>
         <w:t>日線訊號成立後需 1h 動能同向（1h MACD hist&gt;0 或站上 1h MA20）才升級「行動訊號」；用 BTC/ETH 驗證假訊號率是否下降。</w:t>
@@ -1596,7 +1702,7 @@
       </w:pPr>
       <w:r>
         <w:rPr>
-          <w:rFonts w:ascii="Microsoft JhengHei" w:hAnsi="Microsoft JhengHei" w:eastAsia="微軟正黑體"/>
+          <w:rFonts w:eastAsia="微軟正黑體"/>
           <w:b w:val="0"/>
         </w:rPr>
         <w:t>時程</w:t>
@@ -1620,16 +1726,15 @@
           <w:p>
             <w:r>
               <w:rPr>
-                <w:rFonts w:ascii="Microsoft JhengHei" w:hAnsi="Microsoft JhengHei" w:eastAsia="微軟正黑體"/>
                 <w:b/>
-                <w:sz w:val="19"/>
+                <w:sz w:val="18"/>
               </w:rPr>
             </w:r>
             <w:r>
               <w:rPr>
-                <w:rFonts w:ascii="Microsoft JhengHei" w:hAnsi="Microsoft JhengHei" w:eastAsia="微軟正黑體"/>
+                <w:rFonts w:eastAsia="微軟正黑體"/>
                 <w:b/>
-                <w:sz w:val="19"/>
+                <w:sz w:val="18"/>
               </w:rPr>
               <w:t>週</w:t>
             </w:r>
@@ -1642,16 +1747,15 @@
           <w:p>
             <w:r>
               <w:rPr>
-                <w:rFonts w:ascii="Microsoft JhengHei" w:hAnsi="Microsoft JhengHei" w:eastAsia="微軟正黑體"/>
                 <w:b/>
-                <w:sz w:val="19"/>
+                <w:sz w:val="18"/>
               </w:rPr>
             </w:r>
             <w:r>
               <w:rPr>
-                <w:rFonts w:ascii="Microsoft JhengHei" w:hAnsi="Microsoft JhengHei" w:eastAsia="微軟正黑體"/>
+                <w:rFonts w:eastAsia="微軟正黑體"/>
                 <w:b/>
-                <w:sz w:val="19"/>
+                <w:sz w:val="18"/>
               </w:rPr>
               <w:t>內容</w:t>
             </w:r>
@@ -1666,15 +1770,14 @@
           <w:p>
             <w:r>
               <w:rPr>
-                <w:rFonts w:ascii="Microsoft JhengHei" w:hAnsi="Microsoft JhengHei" w:eastAsia="微軟正黑體"/>
-                <w:sz w:val="19"/>
+                <w:sz w:val="18"/>
               </w:rPr>
             </w:r>
             <w:r>
               <w:rPr>
-                <w:rFonts w:ascii="Microsoft JhengHei" w:hAnsi="Microsoft JhengHei" w:eastAsia="微軟正黑體"/>
+                <w:rFonts w:eastAsia="微軟正黑體"/>
                 <w:b w:val="0"/>
-                <w:sz w:val="19"/>
+                <w:sz w:val="18"/>
               </w:rPr>
               <w:t>1</w:t>
             </w:r>
@@ -1687,15 +1790,14 @@
           <w:p>
             <w:r>
               <w:rPr>
-                <w:rFonts w:ascii="Microsoft JhengHei" w:hAnsi="Microsoft JhengHei" w:eastAsia="微軟正黑體"/>
-                <w:sz w:val="19"/>
+                <w:sz w:val="18"/>
               </w:rPr>
             </w:r>
             <w:r>
               <w:rPr>
-                <w:rFonts w:ascii="Microsoft JhengHei" w:hAnsi="Microsoft JhengHei" w:eastAsia="微軟正黑體"/>
+                <w:rFonts w:eastAsia="微軟正黑體"/>
                 <w:b w:val="0"/>
-                <w:sz w:val="19"/>
+                <w:sz w:val="18"/>
               </w:rPr>
               <w:t>Phase A 上線 + Phase B 實驗跑批</w:t>
             </w:r>
@@ -1710,15 +1812,14 @@
           <w:p>
             <w:r>
               <w:rPr>
-                <w:rFonts w:ascii="Microsoft JhengHei" w:hAnsi="Microsoft JhengHei" w:eastAsia="微軟正黑體"/>
-                <w:sz w:val="19"/>
+                <w:sz w:val="18"/>
               </w:rPr>
             </w:r>
             <w:r>
               <w:rPr>
-                <w:rFonts w:ascii="Microsoft JhengHei" w:hAnsi="Microsoft JhengHei" w:eastAsia="微軟正黑體"/>
+                <w:rFonts w:eastAsia="微軟正黑體"/>
                 <w:b w:val="0"/>
-                <w:sz w:val="19"/>
+                <w:sz w:val="18"/>
               </w:rPr>
               <w:t>2</w:t>
             </w:r>
@@ -1731,15 +1832,14 @@
           <w:p>
             <w:r>
               <w:rPr>
-                <w:rFonts w:ascii="Microsoft JhengHei" w:hAnsi="Microsoft JhengHei" w:eastAsia="微軟正黑體"/>
-                <w:sz w:val="19"/>
+                <w:sz w:val="18"/>
               </w:rPr>
             </w:r>
             <w:r>
               <w:rPr>
-                <w:rFonts w:ascii="Microsoft JhengHei" w:hAnsi="Microsoft JhengHei" w:eastAsia="微軟正黑體"/>
+                <w:rFonts w:eastAsia="微軟正黑體"/>
                 <w:b w:val="0"/>
-                <w:sz w:val="19"/>
+                <w:sz w:val="18"/>
               </w:rPr>
               <w:t>因子清單 v2 + Phase C</w:t>
             </w:r>
@@ -1754,15 +1854,14 @@
           <w:p>
             <w:r>
               <w:rPr>
-                <w:rFonts w:ascii="Microsoft JhengHei" w:hAnsi="Microsoft JhengHei" w:eastAsia="微軟正黑體"/>
-                <w:sz w:val="19"/>
+                <w:sz w:val="18"/>
               </w:rPr>
             </w:r>
             <w:r>
               <w:rPr>
-                <w:rFonts w:ascii="Microsoft JhengHei" w:hAnsi="Microsoft JhengHei" w:eastAsia="微軟正黑體"/>
+                <w:rFonts w:eastAsia="微軟正黑體"/>
                 <w:b w:val="0"/>
-                <w:sz w:val="19"/>
+                <w:sz w:val="18"/>
               </w:rPr>
               <w:t>3</w:t>
             </w:r>
@@ -1775,15 +1874,14 @@
           <w:p>
             <w:r>
               <w:rPr>
-                <w:rFonts w:ascii="Microsoft JhengHei" w:hAnsi="Microsoft JhengHei" w:eastAsia="微軟正黑體"/>
-                <w:sz w:val="19"/>
+                <w:sz w:val="18"/>
               </w:rPr>
             </w:r>
             <w:r>
               <w:rPr>
-                <w:rFonts w:ascii="Microsoft JhengHei" w:hAnsi="Microsoft JhengHei" w:eastAsia="微軟正黑體"/>
+                <w:rFonts w:eastAsia="微軟正黑體"/>
                 <w:b w:val="0"/>
-                <w:sz w:val="19"/>
+                <w:sz w:val="18"/>
               </w:rPr>
               <w:t>Phase D 校準凍結測試 + 上線切換 + 成績單改版</w:t>
             </w:r>
@@ -1798,7 +1896,7 @@
       </w:pPr>
       <w:r>
         <w:rPr>
-          <w:rFonts w:ascii="Microsoft JhengHei" w:hAnsi="Microsoft JhengHei" w:eastAsia="微軟正黑體"/>
+          <w:rFonts w:eastAsia="微軟正黑體"/>
           <w:b w:val="0"/>
         </w:rPr>
         <w:t>風險對策</w:t>
@@ -1807,7 +1905,7 @@
     <w:p>
       <w:r>
         <w:rPr>
-          <w:rFonts w:ascii="Microsoft JhengHei" w:hAnsi="Microsoft JhengHei" w:eastAsia="微軟正黑體"/>
+          <w:rFonts w:eastAsia="微軟正黑體"/>
           <w:b w:val="0"/>
         </w:rPr>
         <w:t>過擬合（小參數空間+三段切分+測試只看一次）；市場改變（成績單每週重算，劣化亮紅燈）；</w:t>
@@ -1816,7 +1914,7 @@
     <w:p>
       <w:r>
         <w:rPr>
-          <w:rFonts w:ascii="Microsoft JhengHei" w:hAnsi="Microsoft JhengHei" w:eastAsia="微軟正黑體"/>
+          <w:rFonts w:eastAsia="微軟正黑體"/>
           <w:b w:val="0"/>
         </w:rPr>
         <w:t>樣本不足（pooled+單幣雙軌）；誠實聲明（前台標示回測性質）。</w:t>
@@ -2263,7 +2361,7 @@
       <w:b/>
       <w:bCs/>
       <w:color w:val="1F3A5F"/>
-      <w:sz w:val="34"/>
+      <w:sz w:val="36"/>
       <w:szCs w:val="28"/>
     </w:rPr>
   </w:style>
@@ -2729,10 +2827,6 @@
       </w:numPr>
       <w:contextualSpacing/>
     </w:pPr>
-    <w:rPr>
-      <w:rFonts w:ascii="Microsoft JhengHei" w:hAnsi="Microsoft JhengHei" w:eastAsia="微軟正黑體"/>
-      <w:sz w:val="21"/>
-    </w:rPr>
   </w:style>
   <w:style w:type="paragraph" w:styleId="ListBullet2">
     <w:name w:val="List Bullet 2"/>
@@ -2772,10 +2866,6 @@
       </w:numPr>
       <w:contextualSpacing/>
     </w:pPr>
-    <w:rPr>
-      <w:rFonts w:ascii="Microsoft JhengHei" w:hAnsi="Microsoft JhengHei" w:eastAsia="微軟正黑體"/>
-      <w:sz w:val="21"/>
-    </w:rPr>
   </w:style>
   <w:style w:type="paragraph" w:styleId="ListNumber2">
     <w:name w:val="List Number 2"/>
@@ -3044,13 +3134,11 @@
       <w:ind w:left="936" w:right="936"/>
     </w:pPr>
     <w:rPr>
-      <w:rFonts w:ascii="Microsoft JhengHei" w:hAnsi="Microsoft JhengHei" w:eastAsia="微軟正黑體"/>
       <w:b/>
       <w:bCs/>
       <w:i/>
       <w:iCs/>
       <w:color w:val="4F81BD" w:themeColor="accent1"/>
-      <w:sz w:val="21"/>
     </w:rPr>
   </w:style>
   <w:style w:type="character" w:customStyle="1" w:styleId="IntenseQuoteChar">
